--- a/en/wisdom-stories/try-again.docx
+++ b/en/wisdom-stories/try-again.docx
@@ -53,7 +53,7 @@
         <w:rPr>
           <w:lang/>
         </w:rPr>
-        <w:t>Rest a little and gather your strength. Tomorrow may bring another chance to try again, take a different approach, or make even a small step forward.</w:t>
+        <w:t xml:space="preserve">Rest a little and gather your strength. Tomorrow may bring another chance to try again, take a different approach, or take even a small step forward.</w:t>
       </w:r>
     </w:p>
     <w:p>
